--- a/CSPS17_DIUO_Trame_v3.docx
+++ b/CSPS17_DIUO_Trame_v3.docx
@@ -26,6 +26,12 @@
         <w:gridCol w:w="10"/>
       </w:tblGrid>
       <w:tr>
+        <w:tblPrEx>
+          <w:tblCellMar>
+            <w:top w:w="0" w:type="dxa"/>
+            <w:bottom w:w="0" w:type="dxa"/>
+          </w:tblCellMar>
+        </w:tblPrEx>
         <w:trPr>
           <w:gridBefore w:val="1"/>
           <w:wBefore w:w="10" w:type="dxa"/>
@@ -68,6 +74,12 @@
         </w:tc>
       </w:tr>
       <w:tr>
+        <w:tblPrEx>
+          <w:tblCellMar>
+            <w:top w:w="0" w:type="dxa"/>
+            <w:bottom w:w="0" w:type="dxa"/>
+          </w:tblCellMar>
+        </w:tblPrEx>
         <w:trPr>
           <w:gridAfter w:val="1"/>
           <w:wAfter w:w="10" w:type="dxa"/>
@@ -130,6 +142,12 @@
         <w:gridCol w:w="9640"/>
       </w:tblGrid>
       <w:tr>
+        <w:tblPrEx>
+          <w:tblCellMar>
+            <w:top w:w="0" w:type="dxa"/>
+            <w:bottom w:w="0" w:type="dxa"/>
+          </w:tblCellMar>
+        </w:tblPrEx>
         <w:tc>
           <w:tcPr>
             <w:tcW w:w="9640" w:type="dxa"/>
@@ -189,6 +207,12 @@
         <w:gridCol w:w="9640"/>
       </w:tblGrid>
       <w:tr>
+        <w:tblPrEx>
+          <w:tblCellMar>
+            <w:top w:w="0" w:type="dxa"/>
+            <w:bottom w:w="0" w:type="dxa"/>
+          </w:tblCellMar>
+        </w:tblPrEx>
         <w:tc>
           <w:tcPr>
             <w:tcW w:w="9640" w:type="dxa"/>
@@ -247,6 +271,12 @@
         <w:gridCol w:w="3240"/>
       </w:tblGrid>
       <w:tr>
+        <w:tblPrEx>
+          <w:tblCellMar>
+            <w:top w:w="0" w:type="dxa"/>
+            <w:bottom w:w="0" w:type="dxa"/>
+          </w:tblCellMar>
+        </w:tblPrEx>
         <w:tc>
           <w:tcPr>
             <w:tcW w:w="3200" w:type="dxa"/>
@@ -275,7 +305,7 @@
                 <w:sz w:val="16"/>
                 <w:szCs w:val="16"/>
               </w:rPr>
-              <w:t>Maître d'Ouvrage</w:t>
+              <w:t>Maître d'Ouvrage : {{moa_nom}}</w:t>
             </w:r>
           </w:p>
         </w:tc>
@@ -307,7 +337,7 @@
                 <w:sz w:val="16"/>
                 <w:szCs w:val="16"/>
               </w:rPr>
-              <w:t>Maître d'Œuvre</w:t>
+              <w:t>Maître d'Œuvre : {{moe_nom}}</w:t>
             </w:r>
           </w:p>
         </w:tc>
@@ -345,6 +375,12 @@
         </w:tc>
       </w:tr>
       <w:tr>
+        <w:tblPrEx>
+          <w:tblCellMar>
+            <w:top w:w="0" w:type="dxa"/>
+            <w:bottom w:w="0" w:type="dxa"/>
+          </w:tblCellMar>
+        </w:tblPrEx>
         <w:tc>
           <w:tcPr>
             <w:tcW w:w="3200" w:type="dxa"/>
@@ -415,6 +451,12 @@
         </w:tc>
       </w:tr>
       <w:tr>
+        <w:tblPrEx>
+          <w:tblCellMar>
+            <w:top w:w="0" w:type="dxa"/>
+            <w:bottom w:w="0" w:type="dxa"/>
+          </w:tblCellMar>
+        </w:tblPrEx>
         <w:tc>
           <w:tcPr>
             <w:tcW w:w="3200" w:type="dxa"/>
@@ -443,7 +485,7 @@
                 <w:sz w:val="16"/>
                 <w:szCs w:val="16"/>
               </w:rPr>
-              <w:t>Désignation / Adresse de l'ouvrage</w:t>
+              <w:t>Désignation / Adresse de l'ouvrage : {{chantier_nom}} — {{chantier_adresse}}</w:t>
             </w:r>
           </w:p>
         </w:tc>
@@ -475,7 +517,7 @@
                 <w:sz w:val="16"/>
                 <w:szCs w:val="16"/>
               </w:rPr>
-              <w:t>Nature des travaux</w:t>
+              <w:t>Nature des travaux : {{chantier_nature}}</w:t>
             </w:r>
           </w:p>
         </w:tc>
@@ -513,6 +555,12 @@
         </w:tc>
       </w:tr>
       <w:tr>
+        <w:tblPrEx>
+          <w:tblCellMar>
+            <w:top w:w="0" w:type="dxa"/>
+            <w:bottom w:w="0" w:type="dxa"/>
+          </w:tblCellMar>
+        </w:tblPrEx>
         <w:tc>
           <w:tcPr>
             <w:tcW w:w="3200" w:type="dxa"/>
@@ -572,6 +620,12 @@
         </w:tc>
       </w:tr>
       <w:tr>
+        <w:tblPrEx>
+          <w:tblCellMar>
+            <w:top w:w="0" w:type="dxa"/>
+            <w:bottom w:w="0" w:type="dxa"/>
+          </w:tblCellMar>
+        </w:tblPrEx>
         <w:tc>
           <w:tcPr>
             <w:tcW w:w="3200" w:type="dxa"/>
@@ -670,6 +724,12 @@
         </w:tc>
       </w:tr>
       <w:tr>
+        <w:tblPrEx>
+          <w:tblCellMar>
+            <w:top w:w="0" w:type="dxa"/>
+            <w:bottom w:w="0" w:type="dxa"/>
+          </w:tblCellMar>
+        </w:tblPrEx>
         <w:tc>
           <w:tcPr>
             <w:tcW w:w="3200" w:type="dxa"/>
@@ -729,6 +789,12 @@
         </w:tc>
       </w:tr>
       <w:tr>
+        <w:tblPrEx>
+          <w:tblCellMar>
+            <w:top w:w="0" w:type="dxa"/>
+            <w:bottom w:w="0" w:type="dxa"/>
+          </w:tblCellMar>
+        </w:tblPrEx>
         <w:tc>
           <w:tcPr>
             <w:tcW w:w="3200" w:type="dxa"/>
@@ -825,6 +891,12 @@
         </w:tc>
       </w:tr>
       <w:tr>
+        <w:tblPrEx>
+          <w:tblCellMar>
+            <w:top w:w="0" w:type="dxa"/>
+            <w:bottom w:w="0" w:type="dxa"/>
+          </w:tblCellMar>
+        </w:tblPrEx>
         <w:tc>
           <w:tcPr>
             <w:tcW w:w="3200" w:type="dxa"/>
@@ -906,6 +978,12 @@
         <w:gridCol w:w="9640"/>
       </w:tblGrid>
       <w:tr>
+        <w:tblPrEx>
+          <w:tblCellMar>
+            <w:top w:w="0" w:type="dxa"/>
+            <w:bottom w:w="0" w:type="dxa"/>
+          </w:tblCellMar>
+        </w:tblPrEx>
         <w:tc>
           <w:tcPr>
             <w:tcW w:w="9640" w:type="dxa"/>
@@ -963,6 +1041,12 @@
         <w:gridCol w:w="6640"/>
       </w:tblGrid>
       <w:tr>
+        <w:tblPrEx>
+          <w:tblCellMar>
+            <w:top w:w="0" w:type="dxa"/>
+            <w:bottom w:w="0" w:type="dxa"/>
+          </w:tblCellMar>
+        </w:tblPrEx>
         <w:tc>
           <w:tcPr>
             <w:tcW w:w="3000" w:type="dxa"/>
@@ -1016,6 +1100,12 @@
         </w:tc>
       </w:tr>
       <w:tr>
+        <w:tblPrEx>
+          <w:tblCellMar>
+            <w:top w:w="0" w:type="dxa"/>
+            <w:bottom w:w="0" w:type="dxa"/>
+          </w:tblCellMar>
+        </w:tblPrEx>
         <w:tc>
           <w:tcPr>
             <w:tcW w:w="3000" w:type="dxa"/>
@@ -1069,6 +1159,12 @@
         </w:tc>
       </w:tr>
       <w:tr>
+        <w:tblPrEx>
+          <w:tblCellMar>
+            <w:top w:w="0" w:type="dxa"/>
+            <w:bottom w:w="0" w:type="dxa"/>
+          </w:tblCellMar>
+        </w:tblPrEx>
         <w:tc>
           <w:tcPr>
             <w:tcW w:w="3000" w:type="dxa"/>
@@ -1122,6 +1218,12 @@
         </w:tc>
       </w:tr>
       <w:tr>
+        <w:tblPrEx>
+          <w:tblCellMar>
+            <w:top w:w="0" w:type="dxa"/>
+            <w:bottom w:w="0" w:type="dxa"/>
+          </w:tblCellMar>
+        </w:tblPrEx>
         <w:tc>
           <w:tcPr>
             <w:tcW w:w="3000" w:type="dxa"/>
@@ -1175,6 +1277,12 @@
         </w:tc>
       </w:tr>
       <w:tr>
+        <w:tblPrEx>
+          <w:tblCellMar>
+            <w:top w:w="0" w:type="dxa"/>
+            <w:bottom w:w="0" w:type="dxa"/>
+          </w:tblCellMar>
+        </w:tblPrEx>
         <w:tc>
           <w:tcPr>
             <w:tcW w:w="3000" w:type="dxa"/>
@@ -1228,6 +1336,12 @@
         </w:tc>
       </w:tr>
       <w:tr>
+        <w:tblPrEx>
+          <w:tblCellMar>
+            <w:top w:w="0" w:type="dxa"/>
+            <w:bottom w:w="0" w:type="dxa"/>
+          </w:tblCellMar>
+        </w:tblPrEx>
         <w:tc>
           <w:tcPr>
             <w:tcW w:w="3000" w:type="dxa"/>
@@ -1303,6 +1417,12 @@
         <w:gridCol w:w="9640"/>
       </w:tblGrid>
       <w:tr>
+        <w:tblPrEx>
+          <w:tblCellMar>
+            <w:top w:w="0" w:type="dxa"/>
+            <w:bottom w:w="0" w:type="dxa"/>
+          </w:tblCellMar>
+        </w:tblPrEx>
         <w:tc>
           <w:tcPr>
             <w:tcW w:w="9640" w:type="dxa"/>
@@ -1359,6 +1479,12 @@
         <w:gridCol w:w="9640"/>
       </w:tblGrid>
       <w:tr>
+        <w:tblPrEx>
+          <w:tblCellMar>
+            <w:top w:w="0" w:type="dxa"/>
+            <w:bottom w:w="0" w:type="dxa"/>
+          </w:tblCellMar>
+        </w:tblPrEx>
         <w:tc>
           <w:tcPr>
             <w:tcW w:w="9640" w:type="dxa"/>
@@ -1393,6 +1519,12 @@
         </w:tc>
       </w:tr>
       <w:tr>
+        <w:tblPrEx>
+          <w:tblCellMar>
+            <w:top w:w="0" w:type="dxa"/>
+            <w:bottom w:w="0" w:type="dxa"/>
+          </w:tblCellMar>
+        </w:tblPrEx>
         <w:tc>
           <w:tcPr>
             <w:tcW w:w="9640" w:type="dxa"/>
@@ -1427,6 +1559,12 @@
         </w:tc>
       </w:tr>
       <w:tr>
+        <w:tblPrEx>
+          <w:tblCellMar>
+            <w:top w:w="0" w:type="dxa"/>
+            <w:bottom w:w="0" w:type="dxa"/>
+          </w:tblCellMar>
+        </w:tblPrEx>
         <w:tc>
           <w:tcPr>
             <w:tcW w:w="9640" w:type="dxa"/>
@@ -1463,6 +1601,12 @@
         </w:tc>
       </w:tr>
       <w:tr>
+        <w:tblPrEx>
+          <w:tblCellMar>
+            <w:top w:w="0" w:type="dxa"/>
+            <w:bottom w:w="0" w:type="dxa"/>
+          </w:tblCellMar>
+        </w:tblPrEx>
         <w:tc>
           <w:tcPr>
             <w:tcW w:w="9640" w:type="dxa"/>
@@ -1497,6 +1641,12 @@
         </w:tc>
       </w:tr>
       <w:tr>
+        <w:tblPrEx>
+          <w:tblCellMar>
+            <w:top w:w="0" w:type="dxa"/>
+            <w:bottom w:w="0" w:type="dxa"/>
+          </w:tblCellMar>
+        </w:tblPrEx>
         <w:tc>
           <w:tcPr>
             <w:tcW w:w="9640" w:type="dxa"/>
@@ -1541,6 +1691,12 @@
         <w:gridCol w:w="9640"/>
       </w:tblGrid>
       <w:tr>
+        <w:tblPrEx>
+          <w:tblCellMar>
+            <w:top w:w="0" w:type="dxa"/>
+            <w:bottom w:w="0" w:type="dxa"/>
+          </w:tblCellMar>
+        </w:tblPrEx>
         <w:tc>
           <w:tcPr>
             <w:tcW w:w="9640" w:type="dxa"/>
@@ -1575,6 +1731,12 @@
         </w:tc>
       </w:tr>
       <w:tr>
+        <w:tblPrEx>
+          <w:tblCellMar>
+            <w:top w:w="0" w:type="dxa"/>
+            <w:bottom w:w="0" w:type="dxa"/>
+          </w:tblCellMar>
+        </w:tblPrEx>
         <w:tc>
           <w:tcPr>
             <w:tcW w:w="9640" w:type="dxa"/>
@@ -1609,6 +1771,12 @@
         </w:tc>
       </w:tr>
       <w:tr>
+        <w:tblPrEx>
+          <w:tblCellMar>
+            <w:top w:w="0" w:type="dxa"/>
+            <w:bottom w:w="0" w:type="dxa"/>
+          </w:tblCellMar>
+        </w:tblPrEx>
         <w:tc>
           <w:tcPr>
             <w:tcW w:w="9640" w:type="dxa"/>
@@ -1645,6 +1813,12 @@
         </w:tc>
       </w:tr>
       <w:tr>
+        <w:tblPrEx>
+          <w:tblCellMar>
+            <w:top w:w="0" w:type="dxa"/>
+            <w:bottom w:w="0" w:type="dxa"/>
+          </w:tblCellMar>
+        </w:tblPrEx>
         <w:tc>
           <w:tcPr>
             <w:tcW w:w="9640" w:type="dxa"/>
@@ -1673,13 +1847,18 @@
                 <w:sz w:val="16"/>
                 <w:szCs w:val="16"/>
               </w:rPr>
-              <w:lastRenderedPageBreak/>
               <w:t>Documents annexés (plans, notices, PV…) :</w:t>
             </w:r>
           </w:p>
         </w:tc>
       </w:tr>
       <w:tr>
+        <w:tblPrEx>
+          <w:tblCellMar>
+            <w:top w:w="0" w:type="dxa"/>
+            <w:bottom w:w="0" w:type="dxa"/>
+          </w:tblCellMar>
+        </w:tblPrEx>
         <w:tc>
           <w:tcPr>
             <w:tcW w:w="9640" w:type="dxa"/>
@@ -1724,6 +1903,12 @@
         <w:gridCol w:w="9640"/>
       </w:tblGrid>
       <w:tr>
+        <w:tblPrEx>
+          <w:tblCellMar>
+            <w:top w:w="0" w:type="dxa"/>
+            <w:bottom w:w="0" w:type="dxa"/>
+          </w:tblCellMar>
+        </w:tblPrEx>
         <w:tc>
           <w:tcPr>
             <w:tcW w:w="9640" w:type="dxa"/>
@@ -1758,6 +1943,12 @@
         </w:tc>
       </w:tr>
       <w:tr>
+        <w:tblPrEx>
+          <w:tblCellMar>
+            <w:top w:w="0" w:type="dxa"/>
+            <w:bottom w:w="0" w:type="dxa"/>
+          </w:tblCellMar>
+        </w:tblPrEx>
         <w:tc>
           <w:tcPr>
             <w:tcW w:w="9640" w:type="dxa"/>
@@ -1792,6 +1983,12 @@
         </w:tc>
       </w:tr>
       <w:tr>
+        <w:tblPrEx>
+          <w:tblCellMar>
+            <w:top w:w="0" w:type="dxa"/>
+            <w:bottom w:w="0" w:type="dxa"/>
+          </w:tblCellMar>
+        </w:tblPrEx>
         <w:tc>
           <w:tcPr>
             <w:tcW w:w="9640" w:type="dxa"/>
@@ -1828,6 +2025,12 @@
         </w:tc>
       </w:tr>
       <w:tr>
+        <w:tblPrEx>
+          <w:tblCellMar>
+            <w:top w:w="0" w:type="dxa"/>
+            <w:bottom w:w="0" w:type="dxa"/>
+          </w:tblCellMar>
+        </w:tblPrEx>
         <w:tc>
           <w:tcPr>
             <w:tcW w:w="9640" w:type="dxa"/>
@@ -1862,6 +2065,12 @@
         </w:tc>
       </w:tr>
       <w:tr>
+        <w:tblPrEx>
+          <w:tblCellMar>
+            <w:top w:w="0" w:type="dxa"/>
+            <w:bottom w:w="0" w:type="dxa"/>
+          </w:tblCellMar>
+        </w:tblPrEx>
         <w:tc>
           <w:tcPr>
             <w:tcW w:w="9640" w:type="dxa"/>
@@ -1906,6 +2115,12 @@
         <w:gridCol w:w="9640"/>
       </w:tblGrid>
       <w:tr>
+        <w:tblPrEx>
+          <w:tblCellMar>
+            <w:top w:w="0" w:type="dxa"/>
+            <w:bottom w:w="0" w:type="dxa"/>
+          </w:tblCellMar>
+        </w:tblPrEx>
         <w:tc>
           <w:tcPr>
             <w:tcW w:w="9640" w:type="dxa"/>
@@ -1940,6 +2155,12 @@
         </w:tc>
       </w:tr>
       <w:tr>
+        <w:tblPrEx>
+          <w:tblCellMar>
+            <w:top w:w="0" w:type="dxa"/>
+            <w:bottom w:w="0" w:type="dxa"/>
+          </w:tblCellMar>
+        </w:tblPrEx>
         <w:tc>
           <w:tcPr>
             <w:tcW w:w="9640" w:type="dxa"/>
@@ -1974,6 +2195,12 @@
         </w:tc>
       </w:tr>
       <w:tr>
+        <w:tblPrEx>
+          <w:tblCellMar>
+            <w:top w:w="0" w:type="dxa"/>
+            <w:bottom w:w="0" w:type="dxa"/>
+          </w:tblCellMar>
+        </w:tblPrEx>
         <w:tc>
           <w:tcPr>
             <w:tcW w:w="9640" w:type="dxa"/>
@@ -2010,6 +2237,12 @@
         </w:tc>
       </w:tr>
       <w:tr>
+        <w:tblPrEx>
+          <w:tblCellMar>
+            <w:top w:w="0" w:type="dxa"/>
+            <w:bottom w:w="0" w:type="dxa"/>
+          </w:tblCellMar>
+        </w:tblPrEx>
         <w:tc>
           <w:tcPr>
             <w:tcW w:w="9640" w:type="dxa"/>
@@ -2044,6 +2277,12 @@
         </w:tc>
       </w:tr>
       <w:tr>
+        <w:tblPrEx>
+          <w:tblCellMar>
+            <w:top w:w="0" w:type="dxa"/>
+            <w:bottom w:w="0" w:type="dxa"/>
+          </w:tblCellMar>
+        </w:tblPrEx>
         <w:tc>
           <w:tcPr>
             <w:tcW w:w="9640" w:type="dxa"/>
@@ -2088,6 +2327,12 @@
         <w:gridCol w:w="9640"/>
       </w:tblGrid>
       <w:tr>
+        <w:tblPrEx>
+          <w:tblCellMar>
+            <w:top w:w="0" w:type="dxa"/>
+            <w:bottom w:w="0" w:type="dxa"/>
+          </w:tblCellMar>
+        </w:tblPrEx>
         <w:tc>
           <w:tcPr>
             <w:tcW w:w="9640" w:type="dxa"/>
@@ -2122,6 +2367,12 @@
         </w:tc>
       </w:tr>
       <w:tr>
+        <w:tblPrEx>
+          <w:tblCellMar>
+            <w:top w:w="0" w:type="dxa"/>
+            <w:bottom w:w="0" w:type="dxa"/>
+          </w:tblCellMar>
+        </w:tblPrEx>
         <w:tc>
           <w:tcPr>
             <w:tcW w:w="9640" w:type="dxa"/>
@@ -2156,6 +2407,12 @@
         </w:tc>
       </w:tr>
       <w:tr>
+        <w:tblPrEx>
+          <w:tblCellMar>
+            <w:top w:w="0" w:type="dxa"/>
+            <w:bottom w:w="0" w:type="dxa"/>
+          </w:tblCellMar>
+        </w:tblPrEx>
         <w:tc>
           <w:tcPr>
             <w:tcW w:w="9640" w:type="dxa"/>
@@ -2192,6 +2449,12 @@
         </w:tc>
       </w:tr>
       <w:tr>
+        <w:tblPrEx>
+          <w:tblCellMar>
+            <w:top w:w="0" w:type="dxa"/>
+            <w:bottom w:w="0" w:type="dxa"/>
+          </w:tblCellMar>
+        </w:tblPrEx>
         <w:tc>
           <w:tcPr>
             <w:tcW w:w="9640" w:type="dxa"/>
@@ -2226,6 +2489,12 @@
         </w:tc>
       </w:tr>
       <w:tr>
+        <w:tblPrEx>
+          <w:tblCellMar>
+            <w:top w:w="0" w:type="dxa"/>
+            <w:bottom w:w="0" w:type="dxa"/>
+          </w:tblCellMar>
+        </w:tblPrEx>
         <w:tc>
           <w:tcPr>
             <w:tcW w:w="9640" w:type="dxa"/>
@@ -2270,6 +2539,12 @@
         <w:gridCol w:w="9640"/>
       </w:tblGrid>
       <w:tr>
+        <w:tblPrEx>
+          <w:tblCellMar>
+            <w:top w:w="0" w:type="dxa"/>
+            <w:bottom w:w="0" w:type="dxa"/>
+          </w:tblCellMar>
+        </w:tblPrEx>
         <w:tc>
           <w:tcPr>
             <w:tcW w:w="9640" w:type="dxa"/>
@@ -2304,6 +2579,12 @@
         </w:tc>
       </w:tr>
       <w:tr>
+        <w:tblPrEx>
+          <w:tblCellMar>
+            <w:top w:w="0" w:type="dxa"/>
+            <w:bottom w:w="0" w:type="dxa"/>
+          </w:tblCellMar>
+        </w:tblPrEx>
         <w:tc>
           <w:tcPr>
             <w:tcW w:w="9640" w:type="dxa"/>
@@ -2338,6 +2619,12 @@
         </w:tc>
       </w:tr>
       <w:tr>
+        <w:tblPrEx>
+          <w:tblCellMar>
+            <w:top w:w="0" w:type="dxa"/>
+            <w:bottom w:w="0" w:type="dxa"/>
+          </w:tblCellMar>
+        </w:tblPrEx>
         <w:tc>
           <w:tcPr>
             <w:tcW w:w="9640" w:type="dxa"/>
@@ -2374,6 +2661,12 @@
         </w:tc>
       </w:tr>
       <w:tr>
+        <w:tblPrEx>
+          <w:tblCellMar>
+            <w:top w:w="0" w:type="dxa"/>
+            <w:bottom w:w="0" w:type="dxa"/>
+          </w:tblCellMar>
+        </w:tblPrEx>
         <w:tc>
           <w:tcPr>
             <w:tcW w:w="9640" w:type="dxa"/>
@@ -2408,6 +2701,12 @@
         </w:tc>
       </w:tr>
       <w:tr>
+        <w:tblPrEx>
+          <w:tblCellMar>
+            <w:top w:w="0" w:type="dxa"/>
+            <w:bottom w:w="0" w:type="dxa"/>
+          </w:tblCellMar>
+        </w:tblPrEx>
         <w:tc>
           <w:tcPr>
             <w:tcW w:w="9640" w:type="dxa"/>
@@ -2452,6 +2751,12 @@
         <w:gridCol w:w="9640"/>
       </w:tblGrid>
       <w:tr>
+        <w:tblPrEx>
+          <w:tblCellMar>
+            <w:top w:w="0" w:type="dxa"/>
+            <w:bottom w:w="0" w:type="dxa"/>
+          </w:tblCellMar>
+        </w:tblPrEx>
         <w:tc>
           <w:tcPr>
             <w:tcW w:w="9640" w:type="dxa"/>
@@ -2486,6 +2791,12 @@
         </w:tc>
       </w:tr>
       <w:tr>
+        <w:tblPrEx>
+          <w:tblCellMar>
+            <w:top w:w="0" w:type="dxa"/>
+            <w:bottom w:w="0" w:type="dxa"/>
+          </w:tblCellMar>
+        </w:tblPrEx>
         <w:tc>
           <w:tcPr>
             <w:tcW w:w="9640" w:type="dxa"/>
@@ -2520,6 +2831,12 @@
         </w:tc>
       </w:tr>
       <w:tr>
+        <w:tblPrEx>
+          <w:tblCellMar>
+            <w:top w:w="0" w:type="dxa"/>
+            <w:bottom w:w="0" w:type="dxa"/>
+          </w:tblCellMar>
+        </w:tblPrEx>
         <w:tc>
           <w:tcPr>
             <w:tcW w:w="9640" w:type="dxa"/>
@@ -2556,6 +2873,12 @@
         </w:tc>
       </w:tr>
       <w:tr>
+        <w:tblPrEx>
+          <w:tblCellMar>
+            <w:top w:w="0" w:type="dxa"/>
+            <w:bottom w:w="0" w:type="dxa"/>
+          </w:tblCellMar>
+        </w:tblPrEx>
         <w:tc>
           <w:tcPr>
             <w:tcW w:w="9640" w:type="dxa"/>
@@ -2584,13 +2907,18 @@
                 <w:sz w:val="16"/>
                 <w:szCs w:val="16"/>
               </w:rPr>
-              <w:lastRenderedPageBreak/>
               <w:t>Documents annexés (plans, notices, PV…) :</w:t>
             </w:r>
           </w:p>
         </w:tc>
       </w:tr>
       <w:tr>
+        <w:tblPrEx>
+          <w:tblCellMar>
+            <w:top w:w="0" w:type="dxa"/>
+            <w:bottom w:w="0" w:type="dxa"/>
+          </w:tblCellMar>
+        </w:tblPrEx>
         <w:tc>
           <w:tcPr>
             <w:tcW w:w="9640" w:type="dxa"/>
@@ -2635,6 +2963,12 @@
         <w:gridCol w:w="9640"/>
       </w:tblGrid>
       <w:tr>
+        <w:tblPrEx>
+          <w:tblCellMar>
+            <w:top w:w="0" w:type="dxa"/>
+            <w:bottom w:w="0" w:type="dxa"/>
+          </w:tblCellMar>
+        </w:tblPrEx>
         <w:tc>
           <w:tcPr>
             <w:tcW w:w="9640" w:type="dxa"/>
@@ -2669,6 +3003,12 @@
         </w:tc>
       </w:tr>
       <w:tr>
+        <w:tblPrEx>
+          <w:tblCellMar>
+            <w:top w:w="0" w:type="dxa"/>
+            <w:bottom w:w="0" w:type="dxa"/>
+          </w:tblCellMar>
+        </w:tblPrEx>
         <w:tc>
           <w:tcPr>
             <w:tcW w:w="9640" w:type="dxa"/>
@@ -2703,6 +3043,12 @@
         </w:tc>
       </w:tr>
       <w:tr>
+        <w:tblPrEx>
+          <w:tblCellMar>
+            <w:top w:w="0" w:type="dxa"/>
+            <w:bottom w:w="0" w:type="dxa"/>
+          </w:tblCellMar>
+        </w:tblPrEx>
         <w:tc>
           <w:tcPr>
             <w:tcW w:w="9640" w:type="dxa"/>
@@ -2731,6 +3077,7 @@
                 <w:sz w:val="15"/>
                 <w:szCs w:val="15"/>
               </w:rPr>
+              <w:lastRenderedPageBreak/>
               <w:t>Obligatoire si l'ouvrage reçoit des travailleurs (R.4211-3) — plans, notices équipements, calendrier maintenance</w:t>
             </w:r>
           </w:p>
@@ -2739,6 +3086,12 @@
         </w:tc>
       </w:tr>
       <w:tr>
+        <w:tblPrEx>
+          <w:tblCellMar>
+            <w:top w:w="0" w:type="dxa"/>
+            <w:bottom w:w="0" w:type="dxa"/>
+          </w:tblCellMar>
+        </w:tblPrEx>
         <w:tc>
           <w:tcPr>
             <w:tcW w:w="9640" w:type="dxa"/>
@@ -2773,6 +3126,12 @@
         </w:tc>
       </w:tr>
       <w:tr>
+        <w:tblPrEx>
+          <w:tblCellMar>
+            <w:top w:w="0" w:type="dxa"/>
+            <w:bottom w:w="0" w:type="dxa"/>
+          </w:tblCellMar>
+        </w:tblPrEx>
         <w:tc>
           <w:tcPr>
             <w:tcW w:w="9640" w:type="dxa"/>
@@ -2817,6 +3176,12 @@
         <w:gridCol w:w="9640"/>
       </w:tblGrid>
       <w:tr>
+        <w:tblPrEx>
+          <w:tblCellMar>
+            <w:top w:w="0" w:type="dxa"/>
+            <w:bottom w:w="0" w:type="dxa"/>
+          </w:tblCellMar>
+        </w:tblPrEx>
         <w:tc>
           <w:tcPr>
             <w:tcW w:w="9640" w:type="dxa"/>
@@ -2876,6 +3241,12 @@
         <w:gridCol w:w="3000"/>
       </w:tblGrid>
       <w:tr>
+        <w:tblPrEx>
+          <w:tblCellMar>
+            <w:top w:w="0" w:type="dxa"/>
+            <w:bottom w:w="0" w:type="dxa"/>
+          </w:tblCellMar>
+        </w:tblPrEx>
         <w:tc>
           <w:tcPr>
             <w:tcW w:w="600" w:type="dxa"/>
@@ -3018,6 +3389,12 @@
         </w:tc>
       </w:tr>
       <w:tr>
+        <w:tblPrEx>
+          <w:tblCellMar>
+            <w:top w:w="0" w:type="dxa"/>
+            <w:bottom w:w="0" w:type="dxa"/>
+          </w:tblCellMar>
+        </w:tblPrEx>
         <w:tc>
           <w:tcPr>
             <w:tcW w:w="600" w:type="dxa"/>
@@ -3131,6 +3508,12 @@
         </w:tc>
       </w:tr>
       <w:tr>
+        <w:tblPrEx>
+          <w:tblCellMar>
+            <w:top w:w="0" w:type="dxa"/>
+            <w:bottom w:w="0" w:type="dxa"/>
+          </w:tblCellMar>
+        </w:tblPrEx>
         <w:tc>
           <w:tcPr>
             <w:tcW w:w="600" w:type="dxa"/>
@@ -3244,6 +3627,12 @@
         </w:tc>
       </w:tr>
       <w:tr>
+        <w:tblPrEx>
+          <w:tblCellMar>
+            <w:top w:w="0" w:type="dxa"/>
+            <w:bottom w:w="0" w:type="dxa"/>
+          </w:tblCellMar>
+        </w:tblPrEx>
         <w:tc>
           <w:tcPr>
             <w:tcW w:w="600" w:type="dxa"/>
@@ -3357,6 +3746,12 @@
         </w:tc>
       </w:tr>
       <w:tr>
+        <w:tblPrEx>
+          <w:tblCellMar>
+            <w:top w:w="0" w:type="dxa"/>
+            <w:bottom w:w="0" w:type="dxa"/>
+          </w:tblCellMar>
+        </w:tblPrEx>
         <w:tc>
           <w:tcPr>
             <w:tcW w:w="600" w:type="dxa"/>
@@ -3470,6 +3865,12 @@
         </w:tc>
       </w:tr>
       <w:tr>
+        <w:tblPrEx>
+          <w:tblCellMar>
+            <w:top w:w="0" w:type="dxa"/>
+            <w:bottom w:w="0" w:type="dxa"/>
+          </w:tblCellMar>
+        </w:tblPrEx>
         <w:tc>
           <w:tcPr>
             <w:tcW w:w="600" w:type="dxa"/>
@@ -3583,6 +3984,12 @@
         </w:tc>
       </w:tr>
       <w:tr>
+        <w:tblPrEx>
+          <w:tblCellMar>
+            <w:top w:w="0" w:type="dxa"/>
+            <w:bottom w:w="0" w:type="dxa"/>
+          </w:tblCellMar>
+        </w:tblPrEx>
         <w:tc>
           <w:tcPr>
             <w:tcW w:w="600" w:type="dxa"/>
@@ -3696,6 +4103,12 @@
         </w:tc>
       </w:tr>
       <w:tr>
+        <w:tblPrEx>
+          <w:tblCellMar>
+            <w:top w:w="0" w:type="dxa"/>
+            <w:bottom w:w="0" w:type="dxa"/>
+          </w:tblCellMar>
+        </w:tblPrEx>
         <w:tc>
           <w:tcPr>
             <w:tcW w:w="600" w:type="dxa"/>
@@ -3787,6 +4200,12 @@
         </w:tc>
       </w:tr>
       <w:tr>
+        <w:tblPrEx>
+          <w:tblCellMar>
+            <w:top w:w="0" w:type="dxa"/>
+            <w:bottom w:w="0" w:type="dxa"/>
+          </w:tblCellMar>
+        </w:tblPrEx>
         <w:tc>
           <w:tcPr>
             <w:tcW w:w="600" w:type="dxa"/>
@@ -3878,6 +4297,12 @@
         </w:tc>
       </w:tr>
       <w:tr>
+        <w:tblPrEx>
+          <w:tblCellMar>
+            <w:top w:w="0" w:type="dxa"/>
+            <w:bottom w:w="0" w:type="dxa"/>
+          </w:tblCellMar>
+        </w:tblPrEx>
         <w:tc>
           <w:tcPr>
             <w:tcW w:w="600" w:type="dxa"/>
@@ -3969,6 +4394,12 @@
         </w:tc>
       </w:tr>
       <w:tr>
+        <w:tblPrEx>
+          <w:tblCellMar>
+            <w:top w:w="0" w:type="dxa"/>
+            <w:bottom w:w="0" w:type="dxa"/>
+          </w:tblCellMar>
+        </w:tblPrEx>
         <w:tc>
           <w:tcPr>
             <w:tcW w:w="600" w:type="dxa"/>
@@ -4082,6 +4513,12 @@
         <w:gridCol w:w="9640"/>
       </w:tblGrid>
       <w:tr>
+        <w:tblPrEx>
+          <w:tblCellMar>
+            <w:top w:w="0" w:type="dxa"/>
+            <w:bottom w:w="0" w:type="dxa"/>
+          </w:tblCellMar>
+        </w:tblPrEx>
         <w:tc>
           <w:tcPr>
             <w:tcW w:w="9640" w:type="dxa"/>
@@ -4139,6 +4576,12 @@
         <w:gridCol w:w="4820"/>
       </w:tblGrid>
       <w:tr>
+        <w:tblPrEx>
+          <w:tblCellMar>
+            <w:top w:w="0" w:type="dxa"/>
+            <w:bottom w:w="0" w:type="dxa"/>
+          </w:tblCellMar>
+        </w:tblPrEx>
         <w:tc>
           <w:tcPr>
             <w:tcW w:w="4820" w:type="dxa"/>
@@ -4211,6 +4654,12 @@
         </w:tc>
       </w:tr>
       <w:tr>
+        <w:tblPrEx>
+          <w:tblCellMar>
+            <w:top w:w="0" w:type="dxa"/>
+            <w:bottom w:w="0" w:type="dxa"/>
+          </w:tblCellMar>
+        </w:tblPrEx>
         <w:tc>
           <w:tcPr>
             <w:tcW w:w="4820" w:type="dxa"/>
@@ -4374,6 +4823,12 @@
         <w:gridCol w:w="9640"/>
       </w:tblGrid>
       <w:tr>
+        <w:tblPrEx>
+          <w:tblCellMar>
+            <w:top w:w="0" w:type="dxa"/>
+            <w:bottom w:w="0" w:type="dxa"/>
+          </w:tblCellMar>
+        </w:tblPrEx>
         <w:tc>
           <w:tcPr>
             <w:tcW w:w="9640" w:type="dxa"/>
@@ -4413,12 +4868,8 @@
     </w:tbl>
     <w:p/>
     <w:sectPr>
-      <w:headerReference w:type="even" r:id="rId7"/>
-      <w:headerReference w:type="default" r:id="rId8"/>
-      <w:footerReference w:type="even" r:id="rId9"/>
-      <w:footerReference w:type="default" r:id="rId10"/>
-      <w:headerReference w:type="first" r:id="rId11"/>
-      <w:footerReference w:type="first" r:id="rId12"/>
+      <w:headerReference w:type="default" r:id="rId7"/>
+      <w:footerReference w:type="default" r:id="rId8"/>
       <w:pgSz w:w="11906" w:h="16838"/>
       <w:pgMar w:top="1600" w:right="650" w:bottom="1100" w:left="650" w:header="708" w:footer="708" w:gutter="0"/>
       <w:cols w:space="720"/>
@@ -4449,16 +4900,6 @@
 
 <file path=word/footer1.xml><?xml version="1.0" encoding="utf-8"?>
 <w:ftr xmlns:wpc="http://schemas.microsoft.com/office/word/2010/wordprocessingCanvas" xmlns:cx="http://schemas.microsoft.com/office/drawing/2014/chartex" xmlns:cx1="http://schemas.microsoft.com/office/drawing/2015/9/8/chartex" xmlns:cx2="http://schemas.microsoft.com/office/drawing/2015/10/21/chartex" xmlns:cx3="http://schemas.microsoft.com/office/drawing/2016/5/9/chartex" xmlns:cx4="http://schemas.microsoft.com/office/drawing/2016/5/10/chartex" xmlns:cx5="http://schemas.microsoft.com/office/drawing/2016/5/11/chartex" xmlns:cx6="http://schemas.microsoft.com/office/drawing/2016/5/12/chartex" xmlns:cx7="http://schemas.microsoft.com/office/drawing/2016/5/13/chartex" xmlns:cx8="http://schemas.microsoft.com/office/drawing/2016/5/14/chartex" xmlns:mc="http://schemas.openxmlformats.org/markup-compatibility/2006" xmlns:aink="http://schemas.microsoft.com/office/drawing/2016/ink" xmlns:am3d="http://schemas.microsoft.com/office/drawing/2017/model3d" xmlns:o="urn:schemas-microsoft-com:office:office" xmlns:oel="http://schemas.microsoft.com/office/2019/extlst" xmlns:r="http://schemas.openxmlformats.org/officeDocument/2006/relationships" xmlns:m="http://schemas.openxmlformats.org/officeDocument/2006/math" xmlns:v="urn:schemas-microsoft-com:vml" xmlns:wp14="http://schemas.microsoft.com/office/word/2010/wordprocessingDrawing" xmlns:wp="http://schemas.openxmlformats.org/drawingml/2006/wordprocessingDrawing" xmlns:w10="urn:schemas-microsoft-com:office:word" xmlns:w="http://schemas.openxmlformats.org/wordprocessingml/2006/main" xmlns:w14="http://schemas.microsoft.com/office/word/2010/wordml" xmlns:w15="http://schemas.microsoft.com/office/word/2012/wordml" xmlns:w16cex="http://schemas.microsoft.com/office/word/2018/wordml/cex" xmlns:w16cid="http://schemas.microsoft.com/office/word/2016/wordml/cid" xmlns:w16="http://schemas.microsoft.com/office/word/2018/wordml" xmlns:w16du="http://schemas.microsoft.com/office/word/2023/wordml/word16du" xmlns:w16sdtdh="http://schemas.microsoft.com/office/word/2020/wordml/sdtdatahash" xmlns:w16sdtfl="http://schemas.microsoft.com/office/word/2024/wordml/sdtformatlock" xmlns:w16se="http://schemas.microsoft.com/office/word/2015/wordml/symex" xmlns:wpg="http://schemas.microsoft.com/office/word/2010/wordprocessingGroup" xmlns:wpi="http://schemas.microsoft.com/office/word/2010/wordprocessingInk" xmlns:wne="http://schemas.microsoft.com/office/word/2006/wordml" xmlns:wps="http://schemas.microsoft.com/office/word/2010/wordprocessingShape" mc:Ignorable="w14 w15 w16se w16cid w16 w16cex w16sdtdh w16sdtfl w16du wp14">
-  <w:p>
-    <w:pPr>
-      <w:pStyle w:val="Pieddepage"/>
-    </w:pPr>
-  </w:p>
-</w:ftr>
-</file>
-
-<file path=word/footer2.xml><?xml version="1.0" encoding="utf-8"?>
-<w:ftr xmlns:wpc="http://schemas.microsoft.com/office/word/2010/wordprocessingCanvas" xmlns:cx="http://schemas.microsoft.com/office/drawing/2014/chartex" xmlns:cx1="http://schemas.microsoft.com/office/drawing/2015/9/8/chartex" xmlns:cx2="http://schemas.microsoft.com/office/drawing/2015/10/21/chartex" xmlns:cx3="http://schemas.microsoft.com/office/drawing/2016/5/9/chartex" xmlns:cx4="http://schemas.microsoft.com/office/drawing/2016/5/10/chartex" xmlns:cx5="http://schemas.microsoft.com/office/drawing/2016/5/11/chartex" xmlns:cx6="http://schemas.microsoft.com/office/drawing/2016/5/12/chartex" xmlns:cx7="http://schemas.microsoft.com/office/drawing/2016/5/13/chartex" xmlns:cx8="http://schemas.microsoft.com/office/drawing/2016/5/14/chartex" xmlns:mc="http://schemas.openxmlformats.org/markup-compatibility/2006" xmlns:aink="http://schemas.microsoft.com/office/drawing/2016/ink" xmlns:am3d="http://schemas.microsoft.com/office/drawing/2017/model3d" xmlns:o="urn:schemas-microsoft-com:office:office" xmlns:oel="http://schemas.microsoft.com/office/2019/extlst" xmlns:r="http://schemas.openxmlformats.org/officeDocument/2006/relationships" xmlns:m="http://schemas.openxmlformats.org/officeDocument/2006/math" xmlns:v="urn:schemas-microsoft-com:vml" xmlns:wp14="http://schemas.microsoft.com/office/word/2010/wordprocessingDrawing" xmlns:wp="http://schemas.openxmlformats.org/drawingml/2006/wordprocessingDrawing" xmlns:w10="urn:schemas-microsoft-com:office:word" xmlns:w="http://schemas.openxmlformats.org/wordprocessingml/2006/main" xmlns:w14="http://schemas.microsoft.com/office/word/2010/wordml" xmlns:w15="http://schemas.microsoft.com/office/word/2012/wordml" xmlns:w16cex="http://schemas.microsoft.com/office/word/2018/wordml/cex" xmlns:w16cid="http://schemas.microsoft.com/office/word/2016/wordml/cid" xmlns:w16="http://schemas.microsoft.com/office/word/2018/wordml" xmlns:w16du="http://schemas.microsoft.com/office/word/2023/wordml/word16du" xmlns:w16sdtdh="http://schemas.microsoft.com/office/word/2020/wordml/sdtdatahash" xmlns:w16sdtfl="http://schemas.microsoft.com/office/word/2024/wordml/sdtformatlock" xmlns:w16se="http://schemas.microsoft.com/office/word/2015/wordml/symex" xmlns:wpg="http://schemas.microsoft.com/office/word/2010/wordprocessingGroup" xmlns:wpi="http://schemas.microsoft.com/office/word/2010/wordprocessingInk" xmlns:wne="http://schemas.microsoft.com/office/word/2006/wordml" xmlns:wps="http://schemas.microsoft.com/office/word/2010/wordprocessingShape" mc:Ignorable="w14 w15 w16se w16cid w16 w16cex w16sdtdh w16sdtfl w16du wp14">
   <w:tbl>
     <w:tblPr>
       <w:tblW w:w="9640" w:type="dxa"/>
@@ -4480,6 +4921,12 @@
       <w:gridCol w:w="9640"/>
     </w:tblGrid>
     <w:tr>
+      <w:tblPrEx>
+        <w:tblCellMar>
+          <w:top w:w="0" w:type="dxa"/>
+          <w:bottom w:w="0" w:type="dxa"/>
+        </w:tblCellMar>
+      </w:tblPrEx>
       <w:tc>
         <w:tcPr>
           <w:tcW w:w="9640" w:type="dxa"/>
@@ -4518,16 +4965,6 @@
 </w:ftr>
 </file>
 
-<file path=word/footer3.xml><?xml version="1.0" encoding="utf-8"?>
-<w:ftr xmlns:wpc="http://schemas.microsoft.com/office/word/2010/wordprocessingCanvas" xmlns:cx="http://schemas.microsoft.com/office/drawing/2014/chartex" xmlns:cx1="http://schemas.microsoft.com/office/drawing/2015/9/8/chartex" xmlns:cx2="http://schemas.microsoft.com/office/drawing/2015/10/21/chartex" xmlns:cx3="http://schemas.microsoft.com/office/drawing/2016/5/9/chartex" xmlns:cx4="http://schemas.microsoft.com/office/drawing/2016/5/10/chartex" xmlns:cx5="http://schemas.microsoft.com/office/drawing/2016/5/11/chartex" xmlns:cx6="http://schemas.microsoft.com/office/drawing/2016/5/12/chartex" xmlns:cx7="http://schemas.microsoft.com/office/drawing/2016/5/13/chartex" xmlns:cx8="http://schemas.microsoft.com/office/drawing/2016/5/14/chartex" xmlns:mc="http://schemas.openxmlformats.org/markup-compatibility/2006" xmlns:aink="http://schemas.microsoft.com/office/drawing/2016/ink" xmlns:am3d="http://schemas.microsoft.com/office/drawing/2017/model3d" xmlns:o="urn:schemas-microsoft-com:office:office" xmlns:oel="http://schemas.microsoft.com/office/2019/extlst" xmlns:r="http://schemas.openxmlformats.org/officeDocument/2006/relationships" xmlns:m="http://schemas.openxmlformats.org/officeDocument/2006/math" xmlns:v="urn:schemas-microsoft-com:vml" xmlns:wp14="http://schemas.microsoft.com/office/word/2010/wordprocessingDrawing" xmlns:wp="http://schemas.openxmlformats.org/drawingml/2006/wordprocessingDrawing" xmlns:w10="urn:schemas-microsoft-com:office:word" xmlns:w="http://schemas.openxmlformats.org/wordprocessingml/2006/main" xmlns:w14="http://schemas.microsoft.com/office/word/2010/wordml" xmlns:w15="http://schemas.microsoft.com/office/word/2012/wordml" xmlns:w16cex="http://schemas.microsoft.com/office/word/2018/wordml/cex" xmlns:w16cid="http://schemas.microsoft.com/office/word/2016/wordml/cid" xmlns:w16="http://schemas.microsoft.com/office/word/2018/wordml" xmlns:w16du="http://schemas.microsoft.com/office/word/2023/wordml/word16du" xmlns:w16sdtdh="http://schemas.microsoft.com/office/word/2020/wordml/sdtdatahash" xmlns:w16sdtfl="http://schemas.microsoft.com/office/word/2024/wordml/sdtformatlock" xmlns:w16se="http://schemas.microsoft.com/office/word/2015/wordml/symex" xmlns:wpg="http://schemas.microsoft.com/office/word/2010/wordprocessingGroup" xmlns:wpi="http://schemas.microsoft.com/office/word/2010/wordprocessingInk" xmlns:wne="http://schemas.microsoft.com/office/word/2006/wordml" xmlns:wps="http://schemas.microsoft.com/office/word/2010/wordprocessingShape" mc:Ignorable="w14 w15 w16se w16cid w16 w16cex w16sdtdh w16sdtfl w16du wp14">
-  <w:p>
-    <w:pPr>
-      <w:pStyle w:val="Pieddepage"/>
-    </w:pPr>
-  </w:p>
-</w:ftr>
-</file>
-
 <file path=word/footnotes.xml><?xml version="1.0" encoding="utf-8"?>
 <w:footnotes xmlns:wpc="http://schemas.microsoft.com/office/word/2010/wordprocessingCanvas" xmlns:cx="http://schemas.microsoft.com/office/drawing/2014/chartex" xmlns:cx1="http://schemas.microsoft.com/office/drawing/2015/9/8/chartex" xmlns:cx2="http://schemas.microsoft.com/office/drawing/2015/10/21/chartex" xmlns:cx3="http://schemas.microsoft.com/office/drawing/2016/5/9/chartex" xmlns:cx4="http://schemas.microsoft.com/office/drawing/2016/5/10/chartex" xmlns:cx5="http://schemas.microsoft.com/office/drawing/2016/5/11/chartex" xmlns:cx6="http://schemas.microsoft.com/office/drawing/2016/5/12/chartex" xmlns:cx7="http://schemas.microsoft.com/office/drawing/2016/5/13/chartex" xmlns:cx8="http://schemas.microsoft.com/office/drawing/2016/5/14/chartex" xmlns:mc="http://schemas.openxmlformats.org/markup-compatibility/2006" xmlns:aink="http://schemas.microsoft.com/office/drawing/2016/ink" xmlns:am3d="http://schemas.microsoft.com/office/drawing/2017/model3d" xmlns:o="urn:schemas-microsoft-com:office:office" xmlns:oel="http://schemas.microsoft.com/office/2019/extlst" xmlns:r="http://schemas.openxmlformats.org/officeDocument/2006/relationships" xmlns:m="http://schemas.openxmlformats.org/officeDocument/2006/math" xmlns:v="urn:schemas-microsoft-com:vml" xmlns:wp14="http://schemas.microsoft.com/office/word/2010/wordprocessingDrawing" xmlns:wp="http://schemas.openxmlformats.org/drawingml/2006/wordprocessingDrawing" xmlns:w10="urn:schemas-microsoft-com:office:word" xmlns:w="http://schemas.openxmlformats.org/wordprocessingml/2006/main" xmlns:w14="http://schemas.microsoft.com/office/word/2010/wordml" xmlns:w15="http://schemas.microsoft.com/office/word/2012/wordml" xmlns:w16cex="http://schemas.microsoft.com/office/word/2018/wordml/cex" xmlns:w16cid="http://schemas.microsoft.com/office/word/2016/wordml/cid" xmlns:w16="http://schemas.microsoft.com/office/word/2018/wordml" xmlns:w16du="http://schemas.microsoft.com/office/word/2023/wordml/word16du" xmlns:w16sdtdh="http://schemas.microsoft.com/office/word/2020/wordml/sdtdatahash" xmlns:w16sdtfl="http://schemas.microsoft.com/office/word/2024/wordml/sdtformatlock" xmlns:w16se="http://schemas.microsoft.com/office/word/2015/wordml/symex" xmlns:wpg="http://schemas.microsoft.com/office/word/2010/wordprocessingGroup" xmlns:wpi="http://schemas.microsoft.com/office/word/2010/wordprocessingInk" xmlns:wne="http://schemas.microsoft.com/office/word/2006/wordml" xmlns:wps="http://schemas.microsoft.com/office/word/2010/wordprocessingShape" mc:Ignorable="w14 w15 w16se w16cid w16 w16cex w16sdtdh w16sdtfl w16du wp14">
   <w:footnote w:type="separator" w:id="-1">
@@ -4549,16 +4986,6 @@
 
 <file path=word/header1.xml><?xml version="1.0" encoding="utf-8"?>
 <w:hdr xmlns:wpc="http://schemas.microsoft.com/office/word/2010/wordprocessingCanvas" xmlns:cx="http://schemas.microsoft.com/office/drawing/2014/chartex" xmlns:cx1="http://schemas.microsoft.com/office/drawing/2015/9/8/chartex" xmlns:cx2="http://schemas.microsoft.com/office/drawing/2015/10/21/chartex" xmlns:cx3="http://schemas.microsoft.com/office/drawing/2016/5/9/chartex" xmlns:cx4="http://schemas.microsoft.com/office/drawing/2016/5/10/chartex" xmlns:cx5="http://schemas.microsoft.com/office/drawing/2016/5/11/chartex" xmlns:cx6="http://schemas.microsoft.com/office/drawing/2016/5/12/chartex" xmlns:cx7="http://schemas.microsoft.com/office/drawing/2016/5/13/chartex" xmlns:cx8="http://schemas.microsoft.com/office/drawing/2016/5/14/chartex" xmlns:mc="http://schemas.openxmlformats.org/markup-compatibility/2006" xmlns:aink="http://schemas.microsoft.com/office/drawing/2016/ink" xmlns:am3d="http://schemas.microsoft.com/office/drawing/2017/model3d" xmlns:o="urn:schemas-microsoft-com:office:office" xmlns:oel="http://schemas.microsoft.com/office/2019/extlst" xmlns:r="http://schemas.openxmlformats.org/officeDocument/2006/relationships" xmlns:m="http://schemas.openxmlformats.org/officeDocument/2006/math" xmlns:v="urn:schemas-microsoft-com:vml" xmlns:wp14="http://schemas.microsoft.com/office/word/2010/wordprocessingDrawing" xmlns:wp="http://schemas.openxmlformats.org/drawingml/2006/wordprocessingDrawing" xmlns:w10="urn:schemas-microsoft-com:office:word" xmlns:w="http://schemas.openxmlformats.org/wordprocessingml/2006/main" xmlns:w14="http://schemas.microsoft.com/office/word/2010/wordml" xmlns:w15="http://schemas.microsoft.com/office/word/2012/wordml" xmlns:w16cex="http://schemas.microsoft.com/office/word/2018/wordml/cex" xmlns:w16cid="http://schemas.microsoft.com/office/word/2016/wordml/cid" xmlns:w16="http://schemas.microsoft.com/office/word/2018/wordml" xmlns:w16du="http://schemas.microsoft.com/office/word/2023/wordml/word16du" xmlns:w16sdtdh="http://schemas.microsoft.com/office/word/2020/wordml/sdtdatahash" xmlns:w16sdtfl="http://schemas.microsoft.com/office/word/2024/wordml/sdtformatlock" xmlns:w16se="http://schemas.microsoft.com/office/word/2015/wordml/symex" xmlns:wpg="http://schemas.microsoft.com/office/word/2010/wordprocessingGroup" xmlns:wpi="http://schemas.microsoft.com/office/word/2010/wordprocessingInk" xmlns:wne="http://schemas.microsoft.com/office/word/2006/wordml" xmlns:wps="http://schemas.microsoft.com/office/word/2010/wordprocessingShape" mc:Ignorable="w14 w15 w16se w16cid w16 w16cex w16sdtdh w16sdtfl w16du wp14">
-  <w:p>
-    <w:pPr>
-      <w:pStyle w:val="En-tte"/>
-    </w:pPr>
-  </w:p>
-</w:hdr>
-</file>
-
-<file path=word/header2.xml><?xml version="1.0" encoding="utf-8"?>
-<w:hdr xmlns:wpc="http://schemas.microsoft.com/office/word/2010/wordprocessingCanvas" xmlns:cx="http://schemas.microsoft.com/office/drawing/2014/chartex" xmlns:cx1="http://schemas.microsoft.com/office/drawing/2015/9/8/chartex" xmlns:cx2="http://schemas.microsoft.com/office/drawing/2015/10/21/chartex" xmlns:cx3="http://schemas.microsoft.com/office/drawing/2016/5/9/chartex" xmlns:cx4="http://schemas.microsoft.com/office/drawing/2016/5/10/chartex" xmlns:cx5="http://schemas.microsoft.com/office/drawing/2016/5/11/chartex" xmlns:cx6="http://schemas.microsoft.com/office/drawing/2016/5/12/chartex" xmlns:cx7="http://schemas.microsoft.com/office/drawing/2016/5/13/chartex" xmlns:cx8="http://schemas.microsoft.com/office/drawing/2016/5/14/chartex" xmlns:mc="http://schemas.openxmlformats.org/markup-compatibility/2006" xmlns:aink="http://schemas.microsoft.com/office/drawing/2016/ink" xmlns:am3d="http://schemas.microsoft.com/office/drawing/2017/model3d" xmlns:o="urn:schemas-microsoft-com:office:office" xmlns:oel="http://schemas.microsoft.com/office/2019/extlst" xmlns:r="http://schemas.openxmlformats.org/officeDocument/2006/relationships" xmlns:m="http://schemas.openxmlformats.org/officeDocument/2006/math" xmlns:v="urn:schemas-microsoft-com:vml" xmlns:wp14="http://schemas.microsoft.com/office/word/2010/wordprocessingDrawing" xmlns:wp="http://schemas.openxmlformats.org/drawingml/2006/wordprocessingDrawing" xmlns:w10="urn:schemas-microsoft-com:office:word" xmlns:w="http://schemas.openxmlformats.org/wordprocessingml/2006/main" xmlns:w14="http://schemas.microsoft.com/office/word/2010/wordml" xmlns:w15="http://schemas.microsoft.com/office/word/2012/wordml" xmlns:w16cex="http://schemas.microsoft.com/office/word/2018/wordml/cex" xmlns:w16cid="http://schemas.microsoft.com/office/word/2016/wordml/cid" xmlns:w16="http://schemas.microsoft.com/office/word/2018/wordml" xmlns:w16du="http://schemas.microsoft.com/office/word/2023/wordml/word16du" xmlns:w16sdtdh="http://schemas.microsoft.com/office/word/2020/wordml/sdtdatahash" xmlns:w16sdtfl="http://schemas.microsoft.com/office/word/2024/wordml/sdtformatlock" xmlns:w16se="http://schemas.microsoft.com/office/word/2015/wordml/symex" xmlns:wpg="http://schemas.microsoft.com/office/word/2010/wordprocessingGroup" xmlns:wpi="http://schemas.microsoft.com/office/word/2010/wordprocessingInk" xmlns:wne="http://schemas.microsoft.com/office/word/2006/wordml" xmlns:wps="http://schemas.microsoft.com/office/word/2010/wordprocessingShape" mc:Ignorable="w14 w15 w16se w16cid w16 w16cex w16sdtdh w16sdtfl w16du wp14">
   <w:tbl>
     <w:tblPr>
       <w:tblW w:w="9640" w:type="dxa"/>
@@ -4577,10 +5004,16 @@
       <w:tblLook w:val="0000" w:firstRow="0" w:lastRow="0" w:firstColumn="0" w:lastColumn="0" w:noHBand="0" w:noVBand="0"/>
     </w:tblPr>
     <w:tblGrid>
-      <w:gridCol w:w="2376"/>
-      <w:gridCol w:w="7264"/>
+      <w:gridCol w:w="2000"/>
+      <w:gridCol w:w="7640"/>
     </w:tblGrid>
     <w:tr>
+      <w:tblPrEx>
+        <w:tblCellMar>
+          <w:top w:w="0" w:type="dxa"/>
+          <w:bottom w:w="0" w:type="dxa"/>
+        </w:tblCellMar>
+      </w:tblPrEx>
       <w:tc>
         <w:tcPr>
           <w:tcW w:w="2000" w:type="dxa"/>
@@ -4602,56 +5035,14 @@
         <w:p>
           <w:r>
             <w:rPr>
-              <w:noProof/>
+              <w:rFonts w:ascii="Arial" w:eastAsia="Arial" w:hAnsi="Arial" w:cs="Arial"/>
+              <w:i/>
+              <w:iCs/>
+              <w:color w:val="AAAAAA"/>
+              <w:sz w:val="16"/>
+              <w:szCs w:val="16"/>
             </w:rPr>
-            <w:drawing>
-              <wp:inline distT="0" distB="0" distL="0" distR="0" wp14:anchorId="1D904C29" wp14:editId="43C68A2D">
-                <wp:extent cx="1432560" cy="1023620"/>
-                <wp:effectExtent l="0" t="0" r="0" b="5080"/>
-                <wp:docPr id="1780031511" name="Image 1"/>
-                <wp:cNvGraphicFramePr>
-                  <a:graphicFrameLocks xmlns:a="http://schemas.openxmlformats.org/drawingml/2006/main" noChangeAspect="1"/>
-                </wp:cNvGraphicFramePr>
-                <a:graphic xmlns:a="http://schemas.openxmlformats.org/drawingml/2006/main">
-                  <a:graphicData uri="http://schemas.openxmlformats.org/drawingml/2006/picture">
-                    <pic:pic xmlns:pic="http://schemas.openxmlformats.org/drawingml/2006/picture">
-                      <pic:nvPicPr>
-                        <pic:cNvPr id="1780031511" name="Image 1"/>
-                        <pic:cNvPicPr>
-                          <a:picLocks noChangeAspect="1"/>
-                        </pic:cNvPicPr>
-                      </pic:nvPicPr>
-                      <pic:blipFill>
-                        <a:blip r:embed="rId1">
-                          <a:extLst>
-                            <a:ext uri="{28A0092B-C50C-407E-A947-70E740481C1C}">
-                              <a14:useLocalDpi xmlns:a14="http://schemas.microsoft.com/office/drawing/2010/main" val="0"/>
-                            </a:ext>
-                          </a:extLst>
-                        </a:blip>
-                        <a:srcRect/>
-                        <a:stretch>
-                          <a:fillRect/>
-                        </a:stretch>
-                      </pic:blipFill>
-                      <pic:spPr bwMode="auto">
-                        <a:xfrm>
-                          <a:off x="0" y="0"/>
-                          <a:ext cx="1432560" cy="1023620"/>
-                        </a:xfrm>
-                        <a:prstGeom prst="rect">
-                          <a:avLst/>
-                        </a:prstGeom>
-                        <a:noFill/>
-                        <a:ln>
-                          <a:noFill/>
-                        </a:ln>
-                      </pic:spPr>
-                    </pic:pic>
-                  </a:graphicData>
-                </a:graphic>
-              </wp:inline>
-            </w:drawing>
+            <w:t>[ LOGO ]</w:t>
           </w:r>
         </w:p>
       </w:tc>
@@ -4690,16 +5081,6 @@
       </w:tc>
     </w:tr>
   </w:tbl>
-</w:hdr>
-</file>
-
-<file path=word/header3.xml><?xml version="1.0" encoding="utf-8"?>
-<w:hdr xmlns:wpc="http://schemas.microsoft.com/office/word/2010/wordprocessingCanvas" xmlns:cx="http://schemas.microsoft.com/office/drawing/2014/chartex" xmlns:cx1="http://schemas.microsoft.com/office/drawing/2015/9/8/chartex" xmlns:cx2="http://schemas.microsoft.com/office/drawing/2015/10/21/chartex" xmlns:cx3="http://schemas.microsoft.com/office/drawing/2016/5/9/chartex" xmlns:cx4="http://schemas.microsoft.com/office/drawing/2016/5/10/chartex" xmlns:cx5="http://schemas.microsoft.com/office/drawing/2016/5/11/chartex" xmlns:cx6="http://schemas.microsoft.com/office/drawing/2016/5/12/chartex" xmlns:cx7="http://schemas.microsoft.com/office/drawing/2016/5/13/chartex" xmlns:cx8="http://schemas.microsoft.com/office/drawing/2016/5/14/chartex" xmlns:mc="http://schemas.openxmlformats.org/markup-compatibility/2006" xmlns:aink="http://schemas.microsoft.com/office/drawing/2016/ink" xmlns:am3d="http://schemas.microsoft.com/office/drawing/2017/model3d" xmlns:o="urn:schemas-microsoft-com:office:office" xmlns:oel="http://schemas.microsoft.com/office/2019/extlst" xmlns:r="http://schemas.openxmlformats.org/officeDocument/2006/relationships" xmlns:m="http://schemas.openxmlformats.org/officeDocument/2006/math" xmlns:v="urn:schemas-microsoft-com:vml" xmlns:wp14="http://schemas.microsoft.com/office/word/2010/wordprocessingDrawing" xmlns:wp="http://schemas.openxmlformats.org/drawingml/2006/wordprocessingDrawing" xmlns:w10="urn:schemas-microsoft-com:office:word" xmlns:w="http://schemas.openxmlformats.org/wordprocessingml/2006/main" xmlns:w14="http://schemas.microsoft.com/office/word/2010/wordml" xmlns:w15="http://schemas.microsoft.com/office/word/2012/wordml" xmlns:w16cex="http://schemas.microsoft.com/office/word/2018/wordml/cex" xmlns:w16cid="http://schemas.microsoft.com/office/word/2016/wordml/cid" xmlns:w16="http://schemas.microsoft.com/office/word/2018/wordml" xmlns:w16du="http://schemas.microsoft.com/office/word/2023/wordml/word16du" xmlns:w16sdtdh="http://schemas.microsoft.com/office/word/2020/wordml/sdtdatahash" xmlns:w16sdtfl="http://schemas.microsoft.com/office/word/2024/wordml/sdtformatlock" xmlns:w16se="http://schemas.microsoft.com/office/word/2015/wordml/symex" xmlns:wpg="http://schemas.microsoft.com/office/word/2010/wordprocessingGroup" xmlns:wpi="http://schemas.microsoft.com/office/word/2010/wordprocessingInk" xmlns:wne="http://schemas.microsoft.com/office/word/2006/wordml" xmlns:wps="http://schemas.microsoft.com/office/word/2010/wordprocessingShape" mc:Ignorable="w14 w15 w16se w16cid w16 w16cex w16sdtdh w16sdtfl w16du wp14">
-  <w:p>
-    <w:pPr>
-      <w:pStyle w:val="En-tte"/>
-    </w:pPr>
-  </w:p>
 </w:hdr>
 </file>
 
@@ -5388,48 +5769,6 @@
       <w:szCs w:val="20"/>
     </w:rPr>
   </w:style>
-  <w:style w:type="paragraph" w:styleId="En-tte">
-    <w:name w:val="header"/>
-    <w:basedOn w:val="Normal"/>
-    <w:link w:val="En-tteCar"/>
-    <w:uiPriority w:val="99"/>
-    <w:unhideWhenUsed/>
-    <w:rsid w:val="00433A21"/>
-    <w:pPr>
-      <w:tabs>
-        <w:tab w:val="center" w:pos="4536"/>
-        <w:tab w:val="right" w:pos="9072"/>
-      </w:tabs>
-    </w:pPr>
-  </w:style>
-  <w:style w:type="character" w:customStyle="1" w:styleId="En-tteCar">
-    <w:name w:val="En-tête Car"/>
-    <w:basedOn w:val="Policepardfaut"/>
-    <w:link w:val="En-tte"/>
-    <w:uiPriority w:val="99"/>
-    <w:rsid w:val="00433A21"/>
-  </w:style>
-  <w:style w:type="paragraph" w:styleId="Pieddepage">
-    <w:name w:val="footer"/>
-    <w:basedOn w:val="Normal"/>
-    <w:link w:val="PieddepageCar"/>
-    <w:uiPriority w:val="99"/>
-    <w:unhideWhenUsed/>
-    <w:rsid w:val="00433A21"/>
-    <w:pPr>
-      <w:tabs>
-        <w:tab w:val="center" w:pos="4536"/>
-        <w:tab w:val="right" w:pos="9072"/>
-      </w:tabs>
-    </w:pPr>
-  </w:style>
-  <w:style w:type="character" w:customStyle="1" w:styleId="PieddepageCar">
-    <w:name w:val="Pied de page Car"/>
-    <w:basedOn w:val="Policepardfaut"/>
-    <w:link w:val="Pieddepage"/>
-    <w:uiPriority w:val="99"/>
-    <w:rsid w:val="00433A21"/>
-  </w:style>
 </w:styles>
 </file>
 

--- a/CSPS17_DIUO_Trame_v3.docx
+++ b/CSPS17_DIUO_Trame_v3.docx
@@ -275,7 +275,7 @@
                 <w:sz w:val="16"/>
                 <w:szCs w:val="16"/>
               </w:rPr>
-              <w:t>Maître d'Ouvrage</w:t>
+              <w:t>Maître d'Ouvrage : {{moa_nom}}</w:t>
             </w:r>
           </w:p>
         </w:tc>
@@ -307,7 +307,7 @@
                 <w:sz w:val="16"/>
                 <w:szCs w:val="16"/>
               </w:rPr>
-              <w:t>Maître d'Œuvre</w:t>
+              <w:t>Maître d'Œuvre : {{moe_nom}}</w:t>
             </w:r>
           </w:p>
         </w:tc>
@@ -443,7 +443,7 @@
                 <w:sz w:val="16"/>
                 <w:szCs w:val="16"/>
               </w:rPr>
-              <w:t>Désignation / Adresse de l'ouvrage</w:t>
+              <w:t>Désignation / Adresse de l'ouvrage : {{chantier_nom}} — {{chantier_adresse}}</w:t>
             </w:r>
           </w:p>
         </w:tc>
@@ -475,7 +475,7 @@
                 <w:sz w:val="16"/>
                 <w:szCs w:val="16"/>
               </w:rPr>
-              <w:t>Nature des travaux</w:t>
+              <w:t>Nature des travaux : {{chantier_nature}}</w:t>
             </w:r>
           </w:p>
         </w:tc>
